--- a/Evidence/BlazorHybridJsModulesValidation.docx
+++ b/Evidence/BlazorHybridJsModulesValidation.docx
@@ -40,16 +40,8 @@
           <w:rPr>
             <w:rStyle w:val="Hyperlink"/>
           </w:rPr>
-          <w:t>[Validation] Building and publishing a Blazor Hybrid app with its own JavaScript modules · Issue #68814 · dotnet/</w:t>
+          <w:t>[Validation] Building and publishing a Blazor Hybrid app with its own JavaScript modules · Issue #68814 · dotnet/aspnetcore</w:t>
         </w:r>
-        <w:proofErr w:type="spellStart"/>
-        <w:r>
-          <w:rPr>
-            <w:rStyle w:val="Hyperlink"/>
-          </w:rPr>
-          <w:t>aspnetcore</w:t>
-        </w:r>
-        <w:proofErr w:type="spellEnd"/>
       </w:hyperlink>
       <w:r>
         <w:br/>
@@ -66,16 +58,8 @@
           <w:rPr>
             <w:rStyle w:val="Hyperlink"/>
           </w:rPr>
-          <w:t>Blazor Validation Testing Manual · Issue #68479 · dotnet/</w:t>
+          <w:t>Blazor Validation Testing Manual · Issue #68479 · dotnet/aspnetcore</w:t>
         </w:r>
-        <w:proofErr w:type="spellStart"/>
-        <w:r>
-          <w:rPr>
-            <w:rStyle w:val="Hyperlink"/>
-          </w:rPr>
-          <w:t>aspnetcore</w:t>
-        </w:r>
-        <w:proofErr w:type="spellEnd"/>
       </w:hyperlink>
     </w:p>
     <w:p>
@@ -197,13 +181,8 @@
         </w:rPr>
         <w:t> </w:t>
       </w:r>
-      <w:proofErr w:type="spellStart"/>
       <w:r>
-        <w:t>JSModulesEnabled</w:t>
-      </w:r>
-      <w:proofErr w:type="spellEnd"/>
-      <w:r>
-        <w:t>=false; Android clean-and-publish</w:t>
+        <w:t>JSModulesEnabled=false; Android clean-and-publish</w:t>
       </w:r>
       <w:r>
         <w:rPr>
@@ -325,13 +304,7 @@
         <w:t> </w:t>
       </w:r>
       <w:r>
-        <w:t>c1a7973d3baa08495294cdcea81ea4ad3abbfda2</w:t>
-      </w:r>
-      <w:r>
-        <w:rPr>
-          <w:rFonts w:ascii="Aptos" w:hAnsi="Aptos" w:cs="Aptos"/>
-        </w:rPr>
-        <w:t> </w:t>
+        <w:t>71f86ed</w:t>
       </w:r>
     </w:p>
     <w:p>
@@ -458,7 +431,6 @@
                 <w:bCs/>
               </w:rPr>
             </w:pPr>
-            <w:proofErr w:type="spellStart"/>
             <w:r>
               <w:rPr>
                 <w:b/>
@@ -466,7 +438,6 @@
               </w:rPr>
               <w:t>S.No</w:t>
             </w:r>
-            <w:proofErr w:type="spellEnd"/>
           </w:p>
         </w:tc>
         <w:tc>
@@ -1359,13 +1330,8 @@
               </w:rPr>
               <w:t> </w:t>
             </w:r>
-            <w:proofErr w:type="spellStart"/>
-            <w:r>
-              <w:t>blazor.modules.json</w:t>
-            </w:r>
-            <w:proofErr w:type="spellEnd"/>
-            <w:r>
-              <w:t>, or</w:t>
+            <w:r>
+              <w:t>blazor.modules.json, or</w:t>
             </w:r>
             <w:r>
               <w:rPr>
@@ -1852,13 +1818,8 @@
               </w:rPr>
               <w:t> </w:t>
             </w:r>
-            <w:proofErr w:type="spellStart"/>
-            <w:r>
-              <w:t>JSModulesEnabled</w:t>
-            </w:r>
-            <w:proofErr w:type="spellEnd"/>
-            <w:r>
-              <w:t>=false</w:t>
+            <w:r>
+              <w:t>JSModulesEnabled=false</w:t>
             </w:r>
           </w:p>
         </w:tc>
@@ -4301,7 +4262,6 @@
   <w:style w:type="character" w:default="1" w:styleId="DefaultParagraphFont">
     <w:name w:val="Default Paragraph Font"/>
     <w:uiPriority w:val="1"/>
-    <w:semiHidden/>
     <w:unhideWhenUsed/>
   </w:style>
   <w:style w:type="table" w:default="1" w:styleId="TableNormal">

--- a/Evidence/BlazorHybridJsModulesValidation.docx
+++ b/Evidence/BlazorHybridJsModulesValidation.docx
@@ -40,8 +40,16 @@
           <w:rPr>
             <w:rStyle w:val="Hyperlink"/>
           </w:rPr>
-          <w:t>[Validation] Building and publishing a Blazor Hybrid app with its own JavaScript modules · Issue #68814 · dotnet/aspnetcore</w:t>
+          <w:t>[Validation] Building and publishing a Blazor Hybrid app with its own JavaScript modules · Issue #68814 · dotnet/</w:t>
         </w:r>
+        <w:proofErr w:type="spellStart"/>
+        <w:r>
+          <w:rPr>
+            <w:rStyle w:val="Hyperlink"/>
+          </w:rPr>
+          <w:t>aspnetcore</w:t>
+        </w:r>
+        <w:proofErr w:type="spellEnd"/>
       </w:hyperlink>
       <w:r>
         <w:br/>
@@ -58,8 +66,16 @@
           <w:rPr>
             <w:rStyle w:val="Hyperlink"/>
           </w:rPr>
-          <w:t>Blazor Validation Testing Manual · Issue #68479 · dotnet/aspnetcore</w:t>
+          <w:t>Blazor Validation Testing Manual · Issue #68479 · dotnet/</w:t>
         </w:r>
+        <w:proofErr w:type="spellStart"/>
+        <w:r>
+          <w:rPr>
+            <w:rStyle w:val="Hyperlink"/>
+          </w:rPr>
+          <w:t>aspnetcore</w:t>
+        </w:r>
+        <w:proofErr w:type="spellEnd"/>
       </w:hyperlink>
     </w:p>
     <w:p>
@@ -181,8 +197,13 @@
         </w:rPr>
         <w:t> </w:t>
       </w:r>
+      <w:proofErr w:type="spellStart"/>
       <w:r>
-        <w:t>JSModulesEnabled=false; Android clean-and-publish</w:t>
+        <w:t>JSModulesEnabled</w:t>
+      </w:r>
+      <w:proofErr w:type="spellEnd"/>
+      <w:r>
+        <w:t>=false; Android clean-and-publish</w:t>
       </w:r>
       <w:r>
         <w:rPr>
@@ -390,7 +411,7 @@
     </w:p>
     <w:tbl>
       <w:tblPr>
-        <w:tblW w:w="0" w:type="dxa"/>
+        <w:tblW w:w="9315" w:type="dxa"/>
         <w:tblBorders>
           <w:top w:val="single" w:sz="4" w:space="0" w:color="auto"/>
           <w:left w:val="single" w:sz="4" w:space="0" w:color="auto"/>
@@ -431,6 +452,7 @@
                 <w:bCs/>
               </w:rPr>
             </w:pPr>
+            <w:proofErr w:type="spellStart"/>
             <w:r>
               <w:rPr>
                 <w:b/>
@@ -438,6 +460,7 @@
               </w:rPr>
               <w:t>S.No</w:t>
             </w:r>
+            <w:proofErr w:type="spellEnd"/>
           </w:p>
         </w:tc>
         <w:tc>
@@ -581,7 +604,19 @@
                 <w:rPr>
                   <w:rStyle w:val="Hyperlink"/>
                 </w:rPr>
-                <w:t>Build</w:t>
+                <w:t>Bui</w:t>
+              </w:r>
+              <w:r>
+                <w:rPr>
+                  <w:rStyle w:val="Hyperlink"/>
+                </w:rPr>
+                <w:t>l</w:t>
+              </w:r>
+              <w:r>
+                <w:rPr>
+                  <w:rStyle w:val="Hyperlink"/>
+                </w:rPr>
+                <w:t>d</w:t>
               </w:r>
             </w:hyperlink>
             <w:r>
@@ -598,7 +633,19 @@
                 <w:rPr>
                   <w:rStyle w:val="Hyperlink"/>
                 </w:rPr>
-                <w:t>collocated module</w:t>
+                <w:t>collo</w:t>
+              </w:r>
+              <w:r>
+                <w:rPr>
+                  <w:rStyle w:val="Hyperlink"/>
+                </w:rPr>
+                <w:t>c</w:t>
+              </w:r>
+              <w:r>
+                <w:rPr>
+                  <w:rStyle w:val="Hyperlink"/>
+                </w:rPr>
+                <w:t>ated module</w:t>
               </w:r>
             </w:hyperlink>
             <w:r>
@@ -615,7 +662,19 @@
                 <w:rPr>
                   <w:rStyle w:val="Hyperlink"/>
                 </w:rPr>
-                <w:t>plain script</w:t>
+                <w:t>plain s</w:t>
+              </w:r>
+              <w:r>
+                <w:rPr>
+                  <w:rStyle w:val="Hyperlink"/>
+                </w:rPr>
+                <w:t>c</w:t>
+              </w:r>
+              <w:r>
+                <w:rPr>
+                  <w:rStyle w:val="Hyperlink"/>
+                </w:rPr>
+                <w:t>ript</w:t>
               </w:r>
             </w:hyperlink>
             <w:r>
@@ -632,7 +691,19 @@
                 <w:rPr>
                   <w:rStyle w:val="Hyperlink"/>
                 </w:rPr>
-                <w:t>RCL module and scoped CSS</w:t>
+                <w:t>RCL modul</w:t>
+              </w:r>
+              <w:r>
+                <w:rPr>
+                  <w:rStyle w:val="Hyperlink"/>
+                </w:rPr>
+                <w:t>e</w:t>
+              </w:r>
+              <w:r>
+                <w:rPr>
+                  <w:rStyle w:val="Hyperlink"/>
+                </w:rPr>
+                <w:t xml:space="preserve"> and scoped CSS</w:t>
               </w:r>
             </w:hyperlink>
           </w:p>
@@ -715,7 +786,19 @@
                 <w:rPr>
                   <w:rStyle w:val="Hyperlink"/>
                 </w:rPr>
-                <w:t>publish log</w:t>
+                <w:t>publis</w:t>
+              </w:r>
+              <w:r>
+                <w:rPr>
+                  <w:rStyle w:val="Hyperlink"/>
+                </w:rPr>
+                <w:t>h</w:t>
+              </w:r>
+              <w:r>
+                <w:rPr>
+                  <w:rStyle w:val="Hyperlink"/>
+                </w:rPr>
+                <w:t xml:space="preserve"> log</w:t>
               </w:r>
             </w:hyperlink>
             <w:r>
@@ -732,7 +815,19 @@
                 <w:rPr>
                   <w:rStyle w:val="Hyperlink"/>
                 </w:rPr>
-                <w:t>publish result</w:t>
+                <w:t>pub</w:t>
+              </w:r>
+              <w:r>
+                <w:rPr>
+                  <w:rStyle w:val="Hyperlink"/>
+                </w:rPr>
+                <w:t>l</w:t>
+              </w:r>
+              <w:r>
+                <w:rPr>
+                  <w:rStyle w:val="Hyperlink"/>
+                </w:rPr>
+                <w:t>ish result</w:t>
               </w:r>
             </w:hyperlink>
             <w:r>
@@ -749,7 +844,59 @@
                 <w:rPr>
                   <w:rStyle w:val="Hyperlink"/>
                 </w:rPr>
-                <w:t>publish log</w:t>
+                <w:t>publis</w:t>
+              </w:r>
+              <w:r>
+                <w:rPr>
+                  <w:rStyle w:val="Hyperlink"/>
+                </w:rPr>
+                <w:t>h</w:t>
+              </w:r>
+              <w:r>
+                <w:rPr>
+                  <w:rStyle w:val="Hyperlink"/>
+                </w:rPr>
+                <w:t xml:space="preserve"> log</w:t>
+              </w:r>
+            </w:hyperlink>
+            <w:r>
+              <w:t>,</w:t>
+            </w:r>
+            <w:r>
+              <w:t xml:space="preserve"> </w:t>
+            </w:r>
+            <w:hyperlink r:id="rId15" w:history="1">
+              <w:r>
+                <w:rPr>
+                  <w:rStyle w:val="Hyperlink"/>
+                </w:rPr>
+                <w:t>andr</w:t>
+              </w:r>
+              <w:r>
+                <w:rPr>
+                  <w:rStyle w:val="Hyperlink"/>
+                </w:rPr>
+                <w:t>o</w:t>
+              </w:r>
+              <w:r>
+                <w:rPr>
+                  <w:rStyle w:val="Hyperlink"/>
+                </w:rPr>
+                <w:t>id-</w:t>
+              </w:r>
+              <w:proofErr w:type="spellStart"/>
+              <w:r>
+                <w:rPr>
+                  <w:rStyle w:val="Hyperlink"/>
+                </w:rPr>
+                <w:t>apk</w:t>
+              </w:r>
+              <w:proofErr w:type="spellEnd"/>
+              <w:r>
+                <w:rPr>
+                  <w:rStyle w:val="Hyperlink"/>
+                </w:rPr>
+                <w:t>-install</w:t>
               </w:r>
             </w:hyperlink>
             <w:r>
@@ -761,12 +908,24 @@
               </w:rPr>
               <w:t> </w:t>
             </w:r>
-            <w:hyperlink r:id="rId15" w:tgtFrame="_blank" w:history="1">
-              <w:r>
-                <w:rPr>
-                  <w:rStyle w:val="Hyperlink"/>
-                </w:rPr>
-                <w:t>installed app</w:t>
+            <w:hyperlink r:id="rId16" w:tgtFrame="_blank" w:history="1">
+              <w:r>
+                <w:rPr>
+                  <w:rStyle w:val="Hyperlink"/>
+                </w:rPr>
+                <w:t>installed</w:t>
+              </w:r>
+              <w:r>
+                <w:rPr>
+                  <w:rStyle w:val="Hyperlink"/>
+                </w:rPr>
+                <w:t xml:space="preserve"> </w:t>
+              </w:r>
+              <w:r>
+                <w:rPr>
+                  <w:rStyle w:val="Hyperlink"/>
+                </w:rPr>
+                <w:t>app</w:t>
               </w:r>
             </w:hyperlink>
           </w:p>
@@ -844,7 +1003,7 @@
               </w:rPr>
               <w:t> </w:t>
             </w:r>
-            <w:hyperlink r:id="rId16" w:tgtFrame="_blank" w:history="1">
+            <w:hyperlink r:id="rId17" w:tgtFrame="_blank" w:history="1">
               <w:r>
                 <w:rPr>
                   <w:rStyle w:val="Hyperlink"/>
@@ -868,7 +1027,7 @@
               </w:rPr>
               <w:t> </w:t>
             </w:r>
-            <w:hyperlink r:id="rId17" w:tgtFrame="_blank" w:history="1">
+            <w:hyperlink r:id="rId18" w:tgtFrame="_blank" w:history="1">
               <w:r>
                 <w:rPr>
                   <w:rStyle w:val="Hyperlink"/>
@@ -885,12 +1044,18 @@
               </w:rPr>
               <w:t> </w:t>
             </w:r>
-            <w:hyperlink r:id="rId18" w:tgtFrame="_blank" w:history="1">
-              <w:r>
-                <w:rPr>
-                  <w:rStyle w:val="Hyperlink"/>
-                </w:rPr>
-                <w:t>RCL</w:t>
+            <w:hyperlink r:id="rId19" w:tgtFrame="_blank" w:history="1">
+              <w:r>
+                <w:rPr>
+                  <w:rStyle w:val="Hyperlink"/>
+                </w:rPr>
+                <w:t>RC</w:t>
+              </w:r>
+              <w:r>
+                <w:rPr>
+                  <w:rStyle w:val="Hyperlink"/>
+                </w:rPr>
+                <w:t>L</w:t>
               </w:r>
             </w:hyperlink>
             <w:r>
@@ -902,7 +1067,7 @@
               </w:rPr>
               <w:t> </w:t>
             </w:r>
-            <w:hyperlink r:id="rId19" w:tgtFrame="_blank" w:history="1">
+            <w:hyperlink r:id="rId20" w:tgtFrame="_blank" w:history="1">
               <w:r>
                 <w:rPr>
                   <w:rStyle w:val="Hyperlink"/>
@@ -977,46 +1142,84 @@
             <w:pPr>
               <w:jc w:val="center"/>
             </w:pPr>
-            <w:hyperlink r:id="rId20" w:tgtFrame="_blank" w:history="1">
-              <w:r>
-                <w:rPr>
-                  <w:rStyle w:val="Hyperlink"/>
-                </w:rPr>
-                <w:t>Build log</w:t>
+            <w:hyperlink r:id="rId21" w:tgtFrame="_blank" w:history="1">
+              <w:r>
+                <w:rPr>
+                  <w:rStyle w:val="Hyperlink"/>
+                </w:rPr>
+                <w:t xml:space="preserve">Build </w:t>
+              </w:r>
+              <w:r>
+                <w:rPr>
+                  <w:rStyle w:val="Hyperlink"/>
+                </w:rPr>
+                <w:t>l</w:t>
+              </w:r>
+              <w:r>
+                <w:rPr>
+                  <w:rStyle w:val="Hyperlink"/>
+                </w:rPr>
+                <w:t>og</w:t>
               </w:r>
             </w:hyperlink>
             <w:r>
               <w:t>;</w:t>
             </w:r>
-            <w:r>
-              <w:rPr>
-                <w:rFonts w:ascii="Arial" w:hAnsi="Arial" w:cs="Arial"/>
-              </w:rPr>
-              <w:t> </w:t>
-            </w:r>
-            <w:hyperlink r:id="rId21" w:tgtFrame="_blank" w:history="1">
-              <w:r>
-                <w:rPr>
-                  <w:rStyle w:val="Hyperlink"/>
-                </w:rPr>
-                <w:t>publish log</w:t>
+            <w:hyperlink r:id="rId22" w:tgtFrame="_blank" w:history="1">
+              <w:r>
+                <w:rPr>
+                  <w:rStyle w:val="Hyperlink"/>
+                  <w:rFonts w:ascii="Arial" w:hAnsi="Arial" w:cs="Arial"/>
+                </w:rPr>
+                <w:t> </w:t>
+              </w:r>
+              <w:r>
+                <w:rPr>
+                  <w:rStyle w:val="Hyperlink"/>
+                </w:rPr>
+                <w:t>publis</w:t>
+              </w:r>
+              <w:r>
+                <w:rPr>
+                  <w:rStyle w:val="Hyperlink"/>
+                </w:rPr>
+                <w:t>h</w:t>
+              </w:r>
+              <w:r>
+                <w:rPr>
+                  <w:rStyle w:val="Hyperlink"/>
+                </w:rPr>
+                <w:t xml:space="preserve"> log</w:t>
               </w:r>
             </w:hyperlink>
             <w:r>
               <w:t>;</w:t>
             </w:r>
-            <w:r>
-              <w:rPr>
-                <w:rFonts w:ascii="Arial" w:hAnsi="Arial" w:cs="Arial"/>
-              </w:rPr>
-              <w:t> </w:t>
-            </w:r>
-            <w:hyperlink r:id="rId22" w:tgtFrame="_blank" w:history="1">
-              <w:r>
-                <w:rPr>
-                  <w:rStyle w:val="Hyperlink"/>
-                </w:rPr>
-                <w:t>runtime</w:t>
+            <w:hyperlink r:id="rId23" w:tgtFrame="_blank" w:history="1">
+              <w:r>
+                <w:rPr>
+                  <w:rStyle w:val="Hyperlink"/>
+                  <w:rFonts w:ascii="Arial" w:hAnsi="Arial" w:cs="Arial"/>
+                </w:rPr>
+                <w:t> </w:t>
+              </w:r>
+              <w:r>
+                <w:rPr>
+                  <w:rStyle w:val="Hyperlink"/>
+                </w:rPr>
+                <w:t>runt</w:t>
+              </w:r>
+              <w:r>
+                <w:rPr>
+                  <w:rStyle w:val="Hyperlink"/>
+                </w:rPr>
+                <w:t>i</w:t>
+              </w:r>
+              <w:r>
+                <w:rPr>
+                  <w:rStyle w:val="Hyperlink"/>
+                </w:rPr>
+                <w:t>me</w:t>
               </w:r>
             </w:hyperlink>
           </w:p>
@@ -1094,7 +1297,7 @@
               </w:rPr>
               <w:t> </w:t>
             </w:r>
-            <w:hyperlink r:id="rId23" w:tgtFrame="_blank" w:history="1">
+            <w:hyperlink r:id="rId24" w:tgtFrame="_blank" w:history="1">
               <w:r>
                 <w:rPr>
                   <w:rStyle w:val="Hyperlink"/>
@@ -1111,7 +1314,7 @@
               </w:rPr>
               <w:t> </w:t>
             </w:r>
-            <w:hyperlink r:id="rId24" w:tgtFrame="_blank" w:history="1">
+            <w:hyperlink r:id="rId25" w:tgtFrame="_blank" w:history="1">
               <w:r>
                 <w:rPr>
                   <w:rStyle w:val="Hyperlink"/>
@@ -1128,12 +1331,24 @@
               </w:rPr>
               <w:t> </w:t>
             </w:r>
-            <w:hyperlink r:id="rId25" w:tgtFrame="_blank" w:history="1">
-              <w:r>
-                <w:rPr>
-                  <w:rStyle w:val="Hyperlink"/>
-                </w:rPr>
-                <w:t>publish log</w:t>
+            <w:hyperlink r:id="rId26" w:tgtFrame="_blank" w:history="1">
+              <w:r>
+                <w:rPr>
+                  <w:rStyle w:val="Hyperlink"/>
+                </w:rPr>
+                <w:t xml:space="preserve">publish </w:t>
+              </w:r>
+              <w:r>
+                <w:rPr>
+                  <w:rStyle w:val="Hyperlink"/>
+                </w:rPr>
+                <w:t>l</w:t>
+              </w:r>
+              <w:r>
+                <w:rPr>
+                  <w:rStyle w:val="Hyperlink"/>
+                </w:rPr>
+                <w:t>og</w:t>
               </w:r>
             </w:hyperlink>
             <w:r>
@@ -1145,7 +1360,7 @@
               </w:rPr>
               <w:t> </w:t>
             </w:r>
-            <w:hyperlink r:id="rId26" w:tgtFrame="_blank" w:history="1">
+            <w:hyperlink r:id="rId27" w:tgtFrame="_blank" w:history="1">
               <w:r>
                 <w:rPr>
                   <w:rStyle w:val="Hyperlink"/>
@@ -1228,7 +1443,7 @@
               </w:rPr>
               <w:t> </w:t>
             </w:r>
-            <w:hyperlink r:id="rId27" w:tgtFrame="_blank" w:history="1">
+            <w:hyperlink r:id="rId28" w:tgtFrame="_blank" w:history="1">
               <w:r>
                 <w:rPr>
                   <w:rStyle w:val="Hyperlink"/>
@@ -1245,12 +1460,24 @@
               </w:rPr>
               <w:t> </w:t>
             </w:r>
-            <w:hyperlink r:id="rId28" w:tgtFrame="_blank" w:history="1">
-              <w:r>
-                <w:rPr>
-                  <w:rStyle w:val="Hyperlink"/>
-                </w:rPr>
-                <w:t>second without cleaning</w:t>
+            <w:hyperlink r:id="rId29" w:tgtFrame="_blank" w:history="1">
+              <w:r>
+                <w:rPr>
+                  <w:rStyle w:val="Hyperlink"/>
+                </w:rPr>
+                <w:t>seco</w:t>
+              </w:r>
+              <w:r>
+                <w:rPr>
+                  <w:rStyle w:val="Hyperlink"/>
+                </w:rPr>
+                <w:t>n</w:t>
+              </w:r>
+              <w:r>
+                <w:rPr>
+                  <w:rStyle w:val="Hyperlink"/>
+                </w:rPr>
+                <w:t>d without cleaning</w:t>
               </w:r>
             </w:hyperlink>
             <w:r>
@@ -1262,12 +1489,24 @@
               </w:rPr>
               <w:t> </w:t>
             </w:r>
-            <w:hyperlink r:id="rId29" w:tgtFrame="_blank" w:history="1">
-              <w:r>
-                <w:rPr>
-                  <w:rStyle w:val="Hyperlink"/>
-                </w:rPr>
-                <w:t>after cleaning</w:t>
+            <w:hyperlink r:id="rId30" w:tgtFrame="_blank" w:history="1">
+              <w:r>
+                <w:rPr>
+                  <w:rStyle w:val="Hyperlink"/>
+                </w:rPr>
+                <w:t>after clean</w:t>
+              </w:r>
+              <w:r>
+                <w:rPr>
+                  <w:rStyle w:val="Hyperlink"/>
+                </w:rPr>
+                <w:t>i</w:t>
+              </w:r>
+              <w:r>
+                <w:rPr>
+                  <w:rStyle w:val="Hyperlink"/>
+                </w:rPr>
+                <w:t>ng</w:t>
               </w:r>
             </w:hyperlink>
             <w:r>
@@ -1279,7 +1518,7 @@
               </w:rPr>
               <w:t> </w:t>
             </w:r>
-            <w:hyperlink r:id="rId30" w:tgtFrame="_blank" w:history="1">
+            <w:hyperlink r:id="rId31" w:tgtFrame="_blank" w:history="1">
               <w:r>
                 <w:rPr>
                   <w:rStyle w:val="Hyperlink"/>
@@ -1296,7 +1535,7 @@
               </w:rPr>
               <w:t> </w:t>
             </w:r>
-            <w:hyperlink r:id="rId31" w:tgtFrame="_blank" w:history="1">
+            <w:hyperlink r:id="rId32" w:tgtFrame="_blank" w:history="1">
               <w:r>
                 <w:rPr>
                   <w:rStyle w:val="Hyperlink"/>
@@ -1313,12 +1552,24 @@
               </w:rPr>
               <w:t> </w:t>
             </w:r>
-            <w:hyperlink r:id="rId32" w:tgtFrame="_blank" w:history="1">
-              <w:r>
-                <w:rPr>
-                  <w:rStyle w:val="Hyperlink"/>
-                </w:rPr>
-                <w:t>clean and publish</w:t>
+            <w:hyperlink r:id="rId33" w:tgtFrame="_blank" w:history="1">
+              <w:r>
+                <w:rPr>
+                  <w:rStyle w:val="Hyperlink"/>
+                </w:rPr>
+                <w:t>clea</w:t>
+              </w:r>
+              <w:r>
+                <w:rPr>
+                  <w:rStyle w:val="Hyperlink"/>
+                </w:rPr>
+                <w:t>n</w:t>
+              </w:r>
+              <w:r>
+                <w:rPr>
+                  <w:rStyle w:val="Hyperlink"/>
+                </w:rPr>
+                <w:t xml:space="preserve"> and publish</w:t>
               </w:r>
             </w:hyperlink>
             <w:r>
@@ -1330,8 +1581,13 @@
               </w:rPr>
               <w:t> </w:t>
             </w:r>
-            <w:r>
-              <w:t>blazor.modules.json, or</w:t>
+            <w:proofErr w:type="spellStart"/>
+            <w:r>
+              <w:t>blazor.modules.json</w:t>
+            </w:r>
+            <w:proofErr w:type="spellEnd"/>
+            <w:r>
+              <w:t>, or</w:t>
             </w:r>
             <w:r>
               <w:rPr>
@@ -1426,7 +1682,7 @@
               </w:rPr>
               <w:t> </w:t>
             </w:r>
-            <w:hyperlink r:id="rId33" w:tgtFrame="_blank" w:history="1">
+            <w:hyperlink r:id="rId34" w:tgtFrame="_blank" w:history="1">
               <w:r>
                 <w:rPr>
                   <w:rStyle w:val="Hyperlink"/>
@@ -1443,7 +1699,7 @@
               </w:rPr>
               <w:t> </w:t>
             </w:r>
-            <w:hyperlink r:id="rId34" w:tgtFrame="_blank" w:history="1">
+            <w:hyperlink r:id="rId35" w:tgtFrame="_blank" w:history="1">
               <w:r>
                 <w:rPr>
                   <w:rStyle w:val="Hyperlink"/>
@@ -1460,7 +1716,7 @@
               </w:rPr>
               <w:t> </w:t>
             </w:r>
-            <w:hyperlink r:id="rId35" w:tgtFrame="_blank" w:history="1">
+            <w:hyperlink r:id="rId36" w:tgtFrame="_blank" w:history="1">
               <w:r>
                 <w:rPr>
                   <w:rStyle w:val="Hyperlink"/>
@@ -1477,12 +1733,24 @@
               </w:rPr>
               <w:t> </w:t>
             </w:r>
-            <w:hyperlink r:id="rId36" w:tgtFrame="_blank" w:history="1">
-              <w:r>
-                <w:rPr>
-                  <w:rStyle w:val="Hyperlink"/>
-                </w:rPr>
-                <w:t>runtime</w:t>
+            <w:hyperlink r:id="rId37" w:tgtFrame="_blank" w:history="1">
+              <w:r>
+                <w:rPr>
+                  <w:rStyle w:val="Hyperlink"/>
+                </w:rPr>
+                <w:t>runti</w:t>
+              </w:r>
+              <w:r>
+                <w:rPr>
+                  <w:rStyle w:val="Hyperlink"/>
+                </w:rPr>
+                <w:t>m</w:t>
+              </w:r>
+              <w:r>
+                <w:rPr>
+                  <w:rStyle w:val="Hyperlink"/>
+                </w:rPr>
+                <w:t>e</w:t>
               </w:r>
             </w:hyperlink>
           </w:p>
@@ -1551,12 +1819,24 @@
             <w:pPr>
               <w:jc w:val="center"/>
             </w:pPr>
-            <w:hyperlink r:id="rId37" w:tgtFrame="_blank" w:history="1">
-              <w:r>
-                <w:rPr>
-                  <w:rStyle w:val="Hyperlink"/>
-                </w:rPr>
-                <w:t>First publish</w:t>
+            <w:hyperlink r:id="rId38" w:tgtFrame="_blank" w:history="1">
+              <w:r>
+                <w:rPr>
+                  <w:rStyle w:val="Hyperlink"/>
+                </w:rPr>
+                <w:t xml:space="preserve">First </w:t>
+              </w:r>
+              <w:r>
+                <w:rPr>
+                  <w:rStyle w:val="Hyperlink"/>
+                </w:rPr>
+                <w:t>p</w:t>
+              </w:r>
+              <w:r>
+                <w:rPr>
+                  <w:rStyle w:val="Hyperlink"/>
+                </w:rPr>
+                <w:t>ublish</w:t>
               </w:r>
             </w:hyperlink>
             <w:r>
@@ -1568,7 +1848,7 @@
               </w:rPr>
               <w:t> </w:t>
             </w:r>
-            <w:hyperlink r:id="rId38" w:tgtFrame="_blank" w:history="1">
+            <w:hyperlink r:id="rId39" w:tgtFrame="_blank" w:history="1">
               <w:r>
                 <w:rPr>
                   <w:rStyle w:val="Hyperlink"/>
@@ -1585,12 +1865,24 @@
               </w:rPr>
               <w:t> </w:t>
             </w:r>
-            <w:hyperlink r:id="rId39" w:tgtFrame="_blank" w:history="1">
-              <w:r>
-                <w:rPr>
-                  <w:rStyle w:val="Hyperlink"/>
-                </w:rPr>
-                <w:t>working result</w:t>
+            <w:hyperlink r:id="rId40" w:tgtFrame="_blank" w:history="1">
+              <w:r>
+                <w:rPr>
+                  <w:rStyle w:val="Hyperlink"/>
+                </w:rPr>
+                <w:t>working r</w:t>
+              </w:r>
+              <w:r>
+                <w:rPr>
+                  <w:rStyle w:val="Hyperlink"/>
+                </w:rPr>
+                <w:t>e</w:t>
+              </w:r>
+              <w:r>
+                <w:rPr>
+                  <w:rStyle w:val="Hyperlink"/>
+                </w:rPr>
+                <w:t>sult</w:t>
               </w:r>
             </w:hyperlink>
           </w:p>
@@ -1659,7 +1951,7 @@
             <w:pPr>
               <w:jc w:val="center"/>
             </w:pPr>
-            <w:hyperlink r:id="rId40" w:tgtFrame="_blank" w:history="1">
+            <w:hyperlink r:id="rId41" w:tgtFrame="_blank" w:history="1">
               <w:r>
                 <w:rPr>
                   <w:rStyle w:val="Hyperlink"/>
@@ -1676,7 +1968,7 @@
               </w:rPr>
               <w:t> </w:t>
             </w:r>
-            <w:hyperlink r:id="rId41" w:tgtFrame="_blank" w:history="1">
+            <w:hyperlink r:id="rId42" w:tgtFrame="_blank" w:history="1">
               <w:r>
                 <w:rPr>
                   <w:rStyle w:val="Hyperlink"/>
@@ -1750,7 +2042,7 @@
             <w:pPr>
               <w:jc w:val="center"/>
             </w:pPr>
-            <w:hyperlink r:id="rId42" w:tgtFrame="_blank" w:history="1">
+            <w:hyperlink r:id="rId43" w:tgtFrame="_blank" w:history="1">
               <w:r>
                 <w:rPr>
                   <w:rStyle w:val="Hyperlink"/>
@@ -1767,7 +2059,32 @@
               </w:rPr>
               <w:t> </w:t>
             </w:r>
-            <w:hyperlink r:id="rId43" w:tgtFrame="_blank" w:history="1">
+            <w:hyperlink r:id="rId44" w:history="1">
+              <w:r>
+                <w:rPr>
+                  <w:rStyle w:val="Hyperlink"/>
+                </w:rPr>
+                <w:t>android-</w:t>
+              </w:r>
+              <w:proofErr w:type="spellStart"/>
+              <w:r>
+                <w:rPr>
+                  <w:rStyle w:val="Hyperlink"/>
+                </w:rPr>
+                <w:t>apk</w:t>
+              </w:r>
+              <w:proofErr w:type="spellEnd"/>
+              <w:r>
+                <w:rPr>
+                  <w:rStyle w:val="Hyperlink"/>
+                </w:rPr>
+                <w:t>-install</w:t>
+              </w:r>
+            </w:hyperlink>
+            <w:r>
+              <w:t xml:space="preserve">; </w:t>
+            </w:r>
+            <w:hyperlink r:id="rId45" w:tgtFrame="_blank" w:history="1">
               <w:r>
                 <w:rPr>
                   <w:rStyle w:val="Hyperlink"/>
@@ -1818,8 +2135,13 @@
               </w:rPr>
               <w:t> </w:t>
             </w:r>
-            <w:r>
-              <w:t>JSModulesEnabled=false</w:t>
+            <w:proofErr w:type="spellStart"/>
+            <w:r>
+              <w:t>JSModulesEnabled</w:t>
+            </w:r>
+            <w:proofErr w:type="spellEnd"/>
+            <w:r>
+              <w:t>=false</w:t>
             </w:r>
           </w:p>
         </w:tc>
@@ -1850,7 +2172,7 @@
             <w:pPr>
               <w:jc w:val="center"/>
             </w:pPr>
-            <w:hyperlink r:id="rId44" w:tgtFrame="_blank" w:history="1">
+            <w:hyperlink r:id="rId46" w:tgtFrame="_blank" w:history="1">
               <w:r>
                 <w:rPr>
                   <w:rStyle w:val="Hyperlink"/>
@@ -1867,7 +2189,7 @@
               </w:rPr>
               <w:t> </w:t>
             </w:r>
-            <w:hyperlink r:id="rId45" w:tgtFrame="_blank" w:history="1">
+            <w:hyperlink r:id="rId47" w:tgtFrame="_blank" w:history="1">
               <w:r>
                 <w:rPr>
                   <w:rStyle w:val="Hyperlink"/>
@@ -1950,7 +2272,7 @@
               </w:rPr>
               <w:t> </w:t>
             </w:r>
-            <w:hyperlink r:id="rId46" w:tgtFrame="_blank" w:history="1">
+            <w:hyperlink r:id="rId48" w:tgtFrame="_blank" w:history="1">
               <w:r>
                 <w:rPr>
                   <w:rStyle w:val="Hyperlink"/>
@@ -1967,7 +2289,7 @@
               </w:rPr>
               <w:t> </w:t>
             </w:r>
-            <w:hyperlink r:id="rId47" w:tgtFrame="_blank" w:history="1">
+            <w:hyperlink r:id="rId49" w:tgtFrame="_blank" w:history="1">
               <w:r>
                 <w:rPr>
                   <w:rStyle w:val="Hyperlink"/>
@@ -1984,12 +2306,24 @@
               </w:rPr>
               <w:t> </w:t>
             </w:r>
-            <w:hyperlink r:id="rId48" w:tgtFrame="_blank" w:history="1">
-              <w:r>
-                <w:rPr>
-                  <w:rStyle w:val="Hyperlink"/>
-                </w:rPr>
-                <w:t>automatic discovery</w:t>
+            <w:hyperlink r:id="rId50" w:tgtFrame="_blank" w:history="1">
+              <w:r>
+                <w:rPr>
+                  <w:rStyle w:val="Hyperlink"/>
+                </w:rPr>
+                <w:t>auto</w:t>
+              </w:r>
+              <w:r>
+                <w:rPr>
+                  <w:rStyle w:val="Hyperlink"/>
+                </w:rPr>
+                <w:t>m</w:t>
+              </w:r>
+              <w:r>
+                <w:rPr>
+                  <w:rStyle w:val="Hyperlink"/>
+                </w:rPr>
+                <w:t>atic discovery</w:t>
               </w:r>
             </w:hyperlink>
             <w:r>
@@ -2001,7 +2335,7 @@
               </w:rPr>
               <w:t> </w:t>
             </w:r>
-            <w:hyperlink r:id="rId49" w:tgtFrame="_blank" w:history="1">
+            <w:hyperlink r:id="rId51" w:tgtFrame="_blank" w:history="1">
               <w:r>
                 <w:rPr>
                   <w:rStyle w:val="Hyperlink"/>
@@ -2088,7 +2422,7 @@
               </w:rPr>
               <w:t> </w:t>
             </w:r>
-            <w:hyperlink r:id="rId50" w:tgtFrame="_blank" w:history="1">
+            <w:hyperlink r:id="rId52" w:tgtFrame="_blank" w:history="1">
               <w:r>
                 <w:rPr>
                   <w:rStyle w:val="Hyperlink"/>
@@ -2105,7 +2439,7 @@
               </w:rPr>
               <w:t> </w:t>
             </w:r>
-            <w:hyperlink r:id="rId51" w:tgtFrame="_blank" w:history="1">
+            <w:hyperlink r:id="rId53" w:tgtFrame="_blank" w:history="1">
               <w:r>
                 <w:rPr>
                   <w:rStyle w:val="Hyperlink"/>
@@ -4616,6 +4950,18 @@
       </w:tblBorders>
     </w:tblPr>
   </w:style>
+  <w:style w:type="character" w:styleId="FollowedHyperlink">
+    <w:name w:val="FollowedHyperlink"/>
+    <w:basedOn w:val="DefaultParagraphFont"/>
+    <w:uiPriority w:val="99"/>
+    <w:semiHidden/>
+    <w:unhideWhenUsed/>
+    <w:rsid w:val="00013BEB"/>
+    <w:rPr>
+      <w:color w:val="96607D" w:themeColor="followedHyperlink"/>
+      <w:u w:val="single"/>
+    </w:rPr>
+  </w:style>
 </w:styles>
 </file>
 
